--- a/Problem7_Early_Warning_System/reports/validation_deployment/Early_Warning_Validation_Deployment_Report.docx
+++ b/Problem7_Early_Warning_System/reports/validation_deployment/Early_Warning_Validation_Deployment_Report.docx
@@ -17,7 +17,7 @@
     </w:p>
     <w:p>
       <w:r>
-        <w:t>Generated: 2026-08-25 12:55</w:t>
+        <w:t>Generated: 2026-08-26 17:45</w:t>
       </w:r>
     </w:p>
     <w:p>
@@ -30,7 +30,7 @@
     </w:p>
     <w:p>
       <w:r>
-        <w:t>Statistical validation and deployment packaging for the rolling z-score early warning technique at MIN_DEVIATION_COUNT=8, selected from Notebook 43's real default-rate-lift sweep across candidates [1, 2, 3, 5, 8]. IMPORTANT: none of the tested candidates met Notebook 42's default-rate lift KPI on this real run -- this is the best-performing candidate (highest real lift), packaged for completeness, and is NOT RECOMMENDED FOR PRODUCTION until a future run finds a viable candidate.</w:t>
+        <w:t>Statistical validation and deployment packaging for the rolling z-score early warning technique at MIN_DEVIATION_COUNT=10, selected from Notebook 43's real default-rate-lift sweep across candidates [1, 2, 3, 5, 8, 10, 12, 15, 20]. This candidate meets Notebook 42's default-rate lift KPI.</w:t>
       </w:r>
     </w:p>
     <w:p>
@@ -107,7 +107,7 @@
           </w:tcPr>
           <w:p>
             <w:r>
-              <w:t>Default-rate lift @ candidate=8 (reproduced)</w:t>
+              <w:t>Default-rate lift @ candidate=10 (reproduced)</w:t>
             </w:r>
           </w:p>
         </w:tc>
@@ -117,7 +117,7 @@
           </w:tcPr>
           <w:p>
             <w:r>
-              <w:t>1.408</w:t>
+              <w:t>1.671</w:t>
             </w:r>
           </w:p>
         </w:tc>
@@ -137,7 +137,7 @@
           </w:tcPr>
           <w:p>
             <w:r>
-              <w:t>False</w:t>
+              <w:t>True</w:t>
             </w:r>
           </w:p>
         </w:tc>
@@ -159,7 +159,7 @@
           </w:tcPr>
           <w:p>
             <w:r>
-              <w:t>1.394</w:t>
+              <w:t>1.65</w:t>
             </w:r>
           </w:p>
         </w:tc>
@@ -359,7 +359,7 @@
           </w:tcPr>
           <w:p>
             <w:r>
-              <w:t>Accuracy @ candidate=8</w:t>
+              <w:t>Accuracy @ candidate=10</w:t>
             </w:r>
           </w:p>
         </w:tc>
@@ -369,7 +369,7 @@
           </w:tcPr>
           <w:p>
             <w:r>
-              <w:t>0.625</w:t>
+              <w:t>0.7089</w:t>
             </w:r>
           </w:p>
         </w:tc>
@@ -401,7 +401,7 @@
           </w:tcPr>
           <w:p>
             <w:r>
-              <w:t>Precision @ candidate=8</w:t>
+              <w:t>Precision @ candidate=10</w:t>
             </w:r>
           </w:p>
         </w:tc>
@@ -411,7 +411,7 @@
           </w:tcPr>
           <w:p>
             <w:r>
-              <w:t>0.3606</w:t>
+              <w:t>0.428</w:t>
             </w:r>
           </w:p>
         </w:tc>
@@ -443,7 +443,7 @@
           </w:tcPr>
           <w:p>
             <w:r>
-              <w:t>Recall @ candidate=8</w:t>
+              <w:t>Recall @ candidate=10</w:t>
             </w:r>
           </w:p>
         </w:tc>
@@ -453,7 +453,7 @@
           </w:tcPr>
           <w:p>
             <w:r>
-              <w:t>0.6</w:t>
+              <w:t>0.4051</w:t>
             </w:r>
           </w:p>
         </w:tc>
@@ -485,7 +485,7 @@
           </w:tcPr>
           <w:p>
             <w:r>
-              <w:t>F1 @ candidate=8</w:t>
+              <w:t>F1 @ candidate=10</w:t>
             </w:r>
           </w:p>
         </w:tc>
@@ -495,7 +495,7 @@
           </w:tcPr>
           <w:p>
             <w:r>
-              <w:t>0.4504</w:t>
+              <w:t>0.4162</w:t>
             </w:r>
           </w:p>
         </w:tc>
@@ -527,7 +527,7 @@
           </w:tcPr>
           <w:p>
             <w:r>
-              <w:t>Specificity @ candidate=8</w:t>
+              <w:t>Specificity @ candidate=10</w:t>
             </w:r>
           </w:p>
         </w:tc>
@@ -537,7 +537,7 @@
           </w:tcPr>
           <w:p>
             <w:r>
-              <w:t>0.6336</w:t>
+              <w:t>0.8136</w:t>
             </w:r>
           </w:p>
         </w:tc>
@@ -569,7 +569,7 @@
           </w:tcPr>
           <w:p>
             <w:r>
-              <w:t>MCC @ candidate=8</w:t>
+              <w:t>MCC @ candidate=10</w:t>
             </w:r>
           </w:p>
         </w:tc>
@@ -579,7 +579,7 @@
           </w:tcPr>
           <w:p>
             <w:r>
-              <w:t>0.2062</w:t>
+              <w:t>0.2227</w:t>
             </w:r>
           </w:p>
         </w:tc>
@@ -705,7 +705,7 @@
           </w:tcPr>
           <w:p>
             <w:r>
-              <w:t>1.408</w:t>
+              <w:t>1.671</w:t>
             </w:r>
           </w:p>
         </w:tc>
@@ -725,7 +725,7 @@
           </w:tcPr>
           <w:p>
             <w:r>
-              <w:t>False</w:t>
+              <w:t>True</w:t>
             </w:r>
           </w:p>
         </w:tc>
@@ -746,7 +746,7 @@
     </w:p>
     <w:p>
       <w:r>
-        <w:t>Kpi Status: DOES NOT MEET the &gt;=1.5x default-rate lift KPI set in Notebook 42 -- this is the best-performing candidate tested (highest real lift), packaged here for completeness and so validation/deployment tooling exists, but it is NOT RECOMMENDED FOR PRODUCTION USE until a future run either finds a viable candidate or the KPI target itself is revisited.</w:t>
+        <w:t>Kpi Status: MEETS the &gt;=1.5x default-rate lift KPI set in Notebook 42.</w:t>
       </w:r>
     </w:p>
     <w:p>
@@ -756,7 +756,7 @@
     </w:p>
     <w:p>
       <w:r>
-        <w:t>Small Alert Population Caveat: At the winning candidate (MIN_DEVIATION_COUNT=8), only 37,675 of 88,389 holdout customers (42.62%) are alerted -- the lift point estimate and its bootstrap CI above should both be read with this real sample size in mind; a small alerted population makes the lift estimate more sensitive to individual customers, which is exactly why the bootstrap CI (not just the point estimate) is reported.</w:t>
+        <w:t>Small Alert Population Caveat: At the winning candidate (MIN_DEVIATION_COUNT=10), only 21,428 of 88,389 holdout customers (24.24%) are alerted -- the lift point estimate and its bootstrap CI above should both be read with this real sample size in mind; a small alerted population makes the lift estimate more sensitive to individual customers, which is exactly why the bootstrap CI (not just the point estimate) is reported.</w:t>
       </w:r>
     </w:p>
     <w:p>
@@ -865,7 +865,7 @@
           </w:tcPr>
           <w:p>
             <w:r>
-              <w:t>FAIL</w:t>
+              <w:t>PASS</w:t>
             </w:r>
           </w:p>
         </w:tc>
@@ -887,7 +887,7 @@
           </w:tcPr>
           <w:p>
             <w:r>
-              <w:t>NOT MET</w:t>
+              <w:t>MET</w:t>
             </w:r>
           </w:p>
         </w:tc>
@@ -975,7 +975,7 @@
           </w:tcPr>
           <w:p>
             <w:r>
-              <w:t>NOT RECOMMENDED FOR PRODUCTION</w:t>
+              <w:t>RECOMMENDED FOR PRODUCTION</w:t>
             </w:r>
           </w:p>
         </w:tc>
@@ -991,7 +991,7 @@
     </w:p>
     <w:p>
       <w:r>
-        <w:t>Latency over 150 real TestClient calls to /score (real customer statement history payload): p50=8.554ms, p95=33.703ms, p99=74.761ms, max=115.611ms.</w:t>
+        <w:t>Latency over 150 real TestClient calls to /score (real customer statement history payload): p50=8.304ms, p95=10.106ms, p99=11.196ms, max=32.609ms.</w:t>
       </w:r>
     </w:p>
     <w:p>

--- a/Problem7_Early_Warning_System/reports/validation_deployment/Early_Warning_Validation_Deployment_Report.docx
+++ b/Problem7_Early_Warning_System/reports/validation_deployment/Early_Warning_Validation_Deployment_Report.docx
@@ -13,6 +13,12 @@
     <w:p>
       <w:r>
         <w:t>Phase 3, Problem 7: Early Warning System -- Validation &amp; Deployment Report</w:t>
+      </w:r>
+    </w:p>
+    <w:p>
+      <w:pPr/>
+      <w:r>
+        <w:t>Project Portfolio Prepared By Nandagopal R</w:t>
       </w:r>
     </w:p>
     <w:p>
